--- a/public/templates/bc-pharmaceuticals/quotation/PRICE SCHEDULE.docx
+++ b/public/templates/bc-pharmaceuticals/quotation/PRICE SCHEDULE.docx
@@ -304,11 +304,6 @@
           </w:tcPr>
           <w:p>
             <w:pPr>
-              <w:pStyle w:val="ListParagraph"/>
-              <w:numPr>
-                <w:ilvl w:val="0"/>
-                <w:numId w:val="1"/>
-              </w:numPr>
               <w:jc w:val="center"/>
               <w:rPr>
                 <w:rFonts w:ascii="Times New Roman" w:hAnsi="Times New Roman" w:cs="Times New Roman"/>
